--- a/docs/analysis/risk_appetite/out/Zadacha_zapiska.docx
+++ b/docs/analysis/risk_appetite/out/Zadacha_zapiska.docx
@@ -258,14 +258,14 @@
               <w:rPr>
                 <w:color w:val="0B0B0B"/>
               </w:rPr>
-              <w:t xml:space="preserve">числитель — сумма двадцати крупнейших — не менялся; изменилось </w:t>
+              <w:t xml:space="preserve">числитель — сумма двадцати крупнейших — не менялся; изменился знаменатель: показатель </w:t>
             </w:r>
             <w:r>
               <w:rPr>
                 <w:b/>
                 <w:color w:val="0B0B0B"/>
               </w:rPr>
-              <w:t>определение балансового собственного капитала</w:t>
+              <w:t>переведён с регуляторного собственного капитала на балансовый</w:t>
             </w:r>
             <w:r>
               <w:rPr>
@@ -313,7 +313,20 @@
               <w:rPr>
                 <w:color w:val="0B0B0B"/>
               </w:rPr>
-              <w:t xml:space="preserve">отношение новой базы к старой = 0,874525; 95 % / 0,874525 = </w:t>
+              <w:t xml:space="preserve">отношение баз </w:t>
+            </w:r>
+            <w:r>
+              <w:rPr>
+                <w:b/>
+                <w:color w:val="0B0B0B"/>
+              </w:rPr>
+              <w:t>на дату перевода</w:t>
+            </w:r>
+            <w:r>
+              <w:rPr>
+                <w:color w:val="0B0B0B"/>
+              </w:rPr>
+              <w:t xml:space="preserve"> = 0,874525; 95 % / 0,874525 = </w:t>
             </w:r>
             <w:r>
               <w:rPr>
@@ -326,7 +339,20 @@
               <w:rPr>
                 <w:color w:val="0B0B0B"/>
               </w:rPr>
-              <w:t>. Это не два лимита и не послабление: одна величина в двух системах измерения</w:t>
+              <w:t xml:space="preserve">. Отношение не постоянно (0,7791 → 0,8745 за 30 месяцев), поэтому уровень зависит от якоря; якорь задан правилом, и выбранный даёт </w:t>
+            </w:r>
+            <w:r>
+              <w:rPr>
+                <w:b/>
+                <w:color w:val="0B0B0B"/>
+              </w:rPr>
+              <w:t>наименьшее</w:t>
+            </w:r>
+            <w:r>
+              <w:rPr>
+                <w:color w:val="0B0B0B"/>
+              </w:rPr>
+              <w:t xml:space="preserve"> из возможных значений</w:t>
             </w:r>
           </w:p>
         </w:tc>
@@ -583,20 +609,20 @@
               <w:rPr>
                 <w:color w:val="0B0B0B"/>
               </w:rPr>
-              <w:t xml:space="preserve">формально нормальны три из двенадцати; но решает не формальная проверка. </w:t>
+              <w:t xml:space="preserve">формально нормальны три из двенадцати; но решает не формальная проверка. ЦПТ объясняет, почему сумма приращений ближе к нормальной, но на T = 4 права не даёт. </w:t>
             </w:r>
             <w:r>
               <w:rPr>
                 <w:b/>
                 <w:color w:val="0B0B0B"/>
               </w:rPr>
-              <w:t>ЦПТ показывает границу применимости независимо от нормальности</w:t>
+              <w:t>Правило выбора метода — три условия из предпосылок формулы:</w:t>
             </w:r>
             <w:r>
               <w:rPr>
                 <w:color w:val="0B0B0B"/>
               </w:rPr>
-              <w:t xml:space="preserve"> — и почему</w:t>
+              <w:t xml:space="preserve"> К1 невырожденность, К2 однородность хода по календарю, К3 достаточность буфера. Выполняют десять из двенадцати, включая топ-20</w:t>
             </w:r>
           </w:p>
         </w:tc>
@@ -636,9 +662,37 @@
           <w:p>
             <w:r>
               <w:rPr>
+                <w:b/>
                 <w:color w:val="0B0B0B"/>
               </w:rPr>
-              <w:t>одна метрика из двенадцати: буфер больше уровня, зона вырождается арифметически. Замена — эмпирический квантиль с разделением по режимам</w:t>
+              <w:t>две метрики стоимости риска</w:t>
+            </w:r>
+            <w:r>
+              <w:rPr>
+                <w:color w:val="0B0B0B"/>
+              </w:rPr>
+              <w:t xml:space="preserve">: не выполняют К2 — 81–82 % изменчивости в феврале–марте; КБ и ПБ, кроме того, К1 — буфер больше уровня. Замещающий метод — </w:t>
+            </w:r>
+            <w:r>
+              <w:rPr>
+                <w:b/>
+                <w:color w:val="0B0B0B"/>
+              </w:rPr>
+              <w:t>90-й процентиль значений за 36 месяцев с отсечением выбросов</w:t>
+            </w:r>
+            <w:r>
+              <w:rPr>
+                <w:color w:val="0B0B0B"/>
+              </w:rPr>
+              <w:t xml:space="preserve">, та же вероятность 90 % и то же окно. Развёрнуто — </w:t>
+            </w:r>
+            <w:r>
+              <w:rPr>
+                <w:rFonts w:ascii="Consolas" w:hAnsi="Consolas"/>
+                <w:color w:val="0B0B0B"/>
+                <w:sz w:val="19"/>
+              </w:rPr>
+              <w:t>INSERT_11_metrik.md</w:t>
             </w:r>
           </w:p>
         </w:tc>
@@ -703,7 +757,7 @@
         <w:rPr>
           <w:color w:val="0B0B0B"/>
         </w:rPr>
-        <w:t xml:space="preserve"> Если якорную дату выбирать после того, как посмотрели на факт, это подгонка уровня под результат, и служба внутреннего аудита вправе так и прочитать. Защита процедурная и единственная: якорь фиксируется </w:t>
+        <w:t xml:space="preserve"> Если якорную дату выбирать после того, как посмотрели на факт, это подгонка уровня под результат, и служба внутреннего аудита вправе так и прочитать. Защита двойная: якорь фиксируется </w:t>
       </w:r>
       <w:r>
         <w:rPr>
@@ -716,7 +770,20 @@
         <w:rPr>
           <w:color w:val="0B0B0B"/>
         </w:rPr>
-        <w:t xml:space="preserve"> — датой смены базы, — а не удобством, и в материалы выносятся </w:t>
+        <w:t xml:space="preserve"> — датой перевода показателя, — и </w:t>
+      </w:r>
+      <w:r>
+        <w:rPr>
+          <w:b/>
+          <w:color w:val="0B0B0B"/>
+        </w:rPr>
+        <w:t>арифметикой</w:t>
+      </w:r>
+      <w:r>
+        <w:rPr>
+          <w:color w:val="0B0B0B"/>
+        </w:rPr>
+        <w:t xml:space="preserve">: выбранный якорь даёт наименьший из возможных уровней (108,63 против 113,47 и 121,93 при более ранних датах), то есть работает против послабления. В материалы выносятся </w:t>
       </w:r>
       <w:r>
         <w:rPr>
@@ -729,7 +796,20 @@
         <w:rPr>
           <w:color w:val="0B0B0B"/>
         </w:rPr>
-        <w:t>: факт против 95 % на прежней базе и факт против 108,63 % на новой.</w:t>
+        <w:t xml:space="preserve">: факт против 95 % на прежней базе и против 108,63 % на новой. Аргумент «одна величина в двух системах измерения» </w:t>
+      </w:r>
+      <w:r>
+        <w:rPr>
+          <w:b/>
+          <w:color w:val="0B0B0B"/>
+        </w:rPr>
+        <w:t>применять нельзя</w:t>
+      </w:r>
+      <w:r>
+        <w:rPr>
+          <w:color w:val="0B0B0B"/>
+        </w:rPr>
+        <w:t xml:space="preserve"> — отношение баз не постоянно.</w:t>
       </w:r>
     </w:p>
     <w:p>

--- a/docs/analysis/risk_appetite/out/Zadacha_zapiska.docx
+++ b/docs/analysis/risk_appetite/out/Zadacha_zapiska.docx
@@ -671,20 +671,33 @@
               <w:rPr>
                 <w:color w:val="0B0B0B"/>
               </w:rPr>
-              <w:t xml:space="preserve">: не выполняют К2 — 81–82 % изменчивости в феврале–марте; КБ и ПБ, кроме того, К1 — буфер больше уровня. Замещающий метод — </w:t>
+              <w:t xml:space="preserve">: по КБ и ПБ граница зелёной уходит в минус (−0,29 %), причина у обеих — сезон годового закрытия (81–82 % изменчивости в феврале–марте). Замена — </w:t>
             </w:r>
             <w:r>
               <w:rPr>
                 <w:b/>
                 <w:color w:val="0B0B0B"/>
               </w:rPr>
-              <w:t>90-й процентиль значений за 36 месяцев с отсечением выбросов</w:t>
+              <w:t>квантиль</w:t>
             </w:r>
             <w:r>
               <w:rPr>
                 <w:color w:val="0B0B0B"/>
               </w:rPr>
-              <w:t xml:space="preserve">, та же вероятность 90 % и то же окно. Развёрнуто — </w:t>
+              <w:t xml:space="preserve">: та же лестница, ход берётся из истории по </w:t>
+            </w:r>
+            <w:r>
+              <w:rPr>
+                <w:b/>
+                <w:color w:val="0B0B0B"/>
+              </w:rPr>
+              <w:t>29 обычным месяцам</w:t>
+            </w:r>
+            <w:r>
+              <w:rPr>
+                <w:color w:val="0B0B0B"/>
+              </w:rPr>
+              <w:t xml:space="preserve"> (35 изменений минус 6 февраля–марта). Развёрнуто — </w:t>
             </w:r>
             <w:r>
               <w:rPr>
@@ -692,7 +705,7 @@
                 <w:color w:val="0B0B0B"/>
                 <w:sz w:val="19"/>
               </w:rPr>
-              <w:t>INSERT_11_metrik.md</w:t>
+              <w:t>DOPOLNENIE_zapiska.md</w:t>
             </w:r>
           </w:p>
         </w:tc>
